--- a/plans/9th Grade Technology/9th Grade Monthly Planning/2nd Trimester/9° Technology - June.docx
+++ b/plans/9th Grade Technology/9th Grade Monthly Planning/2nd Trimester/9° Technology - June.docx
@@ -624,6 +624,31 @@
             </w:r>
             <w:r>
               <w:rPr>
+                <w:sz w:val="24"/>
+                <w:szCs w:val="24"/>
+                <w:b/>
+                <w:bCs/>
+              </w:rPr>
+              <w:t>Class Objective:</w:t>
+            </w:r>
+            <w:r>
+              <w:rPr>
+                <w:sz w:val="24"/>
+                <w:szCs w:val="24"/>
+              </w:rPr>
+              <w:br/>
+              <w:t>Create a Python list with 6 related items, such as school subjects, survey answers, or scores.</w:t>
+            </w:r>
+            <w:r>
+              <w:rPr>
+                <w:sz w:val="24"/>
+                <w:szCs w:val="24"/>
+              </w:rPr>
+              <w:br/>
+              <w:br/>
+            </w:r>
+            <w:r>
+              <w:rPr>
                 <w:b/>
                 <w:bCs/>
                 <w:sz w:val="24"/>
@@ -754,6 +779,31 @@
                 <w:sz w:val="24"/>
                 <w:szCs w:val="24"/>
               </w:rPr>
+              <w:br/>
+            </w:r>
+            <w:r>
+              <w:rPr>
+                <w:sz w:val="24"/>
+                <w:szCs w:val="24"/>
+                <w:b/>
+                <w:bCs/>
+              </w:rPr>
+              <w:t>Class Objective:</w:t>
+            </w:r>
+            <w:r>
+              <w:rPr>
+                <w:sz w:val="24"/>
+                <w:szCs w:val="24"/>
+              </w:rPr>
+              <w:br/>
+              <w:t>Create a vocabulary table for these 10 words: Python, list, item, index, string, loop, condition, data, value, output.</w:t>
+            </w:r>
+            <w:r>
+              <w:rPr>
+                <w:sz w:val="24"/>
+                <w:szCs w:val="24"/>
+              </w:rPr>
+              <w:br/>
               <w:br/>
             </w:r>
             <w:r>
@@ -1115,6 +1165,31 @@
             </w:r>
             <w:r>
               <w:rPr>
+                <w:sz w:val="24"/>
+                <w:szCs w:val="24"/>
+                <w:b/>
+                <w:bCs/>
+              </w:rPr>
+              <w:t>Class Objective:</w:t>
+            </w:r>
+            <w:r>
+              <w:rPr>
+                <w:sz w:val="24"/>
+                <w:szCs w:val="24"/>
+              </w:rPr>
+              <w:br/>
+              <w:t>Trace a while loop and identify the condition, repeated action, counter change, and stopping point.</w:t>
+            </w:r>
+            <w:r>
+              <w:rPr>
+                <w:sz w:val="24"/>
+                <w:szCs w:val="24"/>
+              </w:rPr>
+              <w:br/>
+              <w:br/>
+            </w:r>
+            <w:r>
+              <w:rPr>
                 <w:b/>
                 <w:bCs/>
                 <w:sz w:val="24"/>
@@ -1315,6 +1390,31 @@
                 <w:sz w:val="24"/>
                 <w:szCs w:val="24"/>
               </w:rPr>
+              <w:br/>
+            </w:r>
+            <w:r>
+              <w:rPr>
+                <w:sz w:val="24"/>
+                <w:szCs w:val="24"/>
+                <w:b/>
+                <w:bCs/>
+              </w:rPr>
+              <w:t>Class Objective:</w:t>
+            </w:r>
+            <w:r>
+              <w:rPr>
+                <w:sz w:val="24"/>
+                <w:szCs w:val="24"/>
+              </w:rPr>
+              <w:br/>
+              <w:t>Create a for loop that checks each value in a list and counts, filters, or labels the items, such as counting scores above 70, filtering names that start with A.</w:t>
+            </w:r>
+            <w:r>
+              <w:rPr>
+                <w:sz w:val="24"/>
+                <w:szCs w:val="24"/>
+              </w:rPr>
+              <w:br/>
               <w:br/>
             </w:r>
             <w:r>
@@ -1704,6 +1804,31 @@
             </w:r>
             <w:r>
               <w:rPr>
+                <w:sz w:val="24"/>
+                <w:szCs w:val="24"/>
+                <w:b/>
+                <w:bCs/>
+              </w:rPr>
+              <w:t>Class Objective:</w:t>
+            </w:r>
+            <w:r>
+              <w:rPr>
+                <w:sz w:val="24"/>
+                <w:szCs w:val="24"/>
+              </w:rPr>
+              <w:br/>
+              <w:t>Practice correcting loop errors and explaining fixes before the graded debugging check.</w:t>
+            </w:r>
+            <w:r>
+              <w:rPr>
+                <w:sz w:val="24"/>
+                <w:szCs w:val="24"/>
+              </w:rPr>
+              <w:br/>
+              <w:br/>
+            </w:r>
+            <w:r>
+              <w:rPr>
                 <w:b/>
                 <w:bCs/>
                 <w:sz w:val="24"/>
@@ -1910,6 +2035,31 @@
                 <w:sz w:val="24"/>
                 <w:szCs w:val="24"/>
               </w:rPr>
+              <w:br/>
+            </w:r>
+            <w:r>
+              <w:rPr>
+                <w:sz w:val="24"/>
+                <w:szCs w:val="24"/>
+                <w:b/>
+                <w:bCs/>
+              </w:rPr>
+              <w:t>Class Objective:</w:t>
+            </w:r>
+            <w:r>
+              <w:rPr>
+                <w:sz w:val="24"/>
+                <w:szCs w:val="24"/>
+              </w:rPr>
+              <w:br/>
+              <w:t>Complete a quiz-style debugging check by correcting a Python loop program with 4 marked issues.</w:t>
+            </w:r>
+            <w:r>
+              <w:rPr>
+                <w:sz w:val="24"/>
+                <w:szCs w:val="24"/>
+              </w:rPr>
+              <w:br/>
               <w:br/>
             </w:r>
             <w:r>
@@ -2304,6 +2454,31 @@
             </w:r>
             <w:r>
               <w:rPr>
+                <w:sz w:val="24"/>
+                <w:szCs w:val="24"/>
+                <w:b/>
+                <w:bCs/>
+              </w:rPr>
+              <w:t>Class Objective:</w:t>
+            </w:r>
+            <w:r>
+              <w:rPr>
+                <w:sz w:val="24"/>
+                <w:szCs w:val="24"/>
+              </w:rPr>
+              <w:br/>
+              <w:t>Create a small text and number analysis program that uses a list, a loop, and one condition.</w:t>
+            </w:r>
+            <w:r>
+              <w:rPr>
+                <w:sz w:val="24"/>
+                <w:szCs w:val="24"/>
+              </w:rPr>
+              <w:br/>
+              <w:br/>
+            </w:r>
+            <w:r>
+              <w:rPr>
                 <w:b/>
                 <w:bCs/>
                 <w:sz w:val="24"/>
@@ -2499,6 +2674,31 @@
                 <w:sz w:val="24"/>
                 <w:szCs w:val="24"/>
               </w:rPr>
+              <w:br/>
+            </w:r>
+            <w:r>
+              <w:rPr>
+                <w:sz w:val="24"/>
+                <w:szCs w:val="24"/>
+                <w:b/>
+                <w:bCs/>
+              </w:rPr>
+              <w:t>Class Objective:</w:t>
+            </w:r>
+            <w:r>
+              <w:rPr>
+                <w:sz w:val="24"/>
+                <w:szCs w:val="24"/>
+              </w:rPr>
+              <w:br/>
+              <w:t>Use one of our small dataset to make observations.</w:t>
+            </w:r>
+            <w:r>
+              <w:rPr>
+                <w:sz w:val="24"/>
+                <w:szCs w:val="24"/>
+              </w:rPr>
+              <w:br/>
               <w:br/>
             </w:r>
             <w:r>
@@ -10089,19 +10289,6 @@
       <w:szCs w:val="30"/>
     </w:rPr>
   </w:style>
-  <w:style w:type="table" w:customStyle="1" w:styleId="a">
-    <w:basedOn w:val="TableNormal4"/>
-    <w:tblPr>
-      <w:tblStyleRowBandSize w:val="1"/>
-      <w:tblStyleColBandSize w:val="1"/>
-      <w:tblCellMar>
-        <w:top w:w="100" w:type="dxa"/>
-        <w:left w:w="100" w:type="dxa"/>
-        <w:bottom w:w="100" w:type="dxa"/>
-        <w:right w:w="100" w:type="dxa"/>
-      </w:tblCellMar>
-    </w:tblPr>
-  </w:style>
   <w:style w:type="paragraph" w:styleId="ListParagraph">
     <w:name w:val="List Paragraph"/>
     <w:basedOn w:val="Normal"/>
@@ -10439,238 +10626,6 @@
       <w:szCs w:val="24"/>
     </w:rPr>
   </w:style>
-  <w:style w:type="table" w:customStyle="1" w:styleId="a0">
-    <w:basedOn w:val="TableNormal4"/>
-    <w:pPr>
-      <w:spacing w:line="240" w:lineRule="auto"/>
-    </w:pPr>
-    <w:tblPr>
-      <w:tblStyleRowBandSize w:val="1"/>
-      <w:tblStyleColBandSize w:val="1"/>
-      <w:tblCellMar>
-        <w:left w:w="108" w:type="dxa"/>
-        <w:right w:w="108" w:type="dxa"/>
-      </w:tblCellMar>
-    </w:tblPr>
-  </w:style>
-  <w:style w:type="table" w:customStyle="1" w:styleId="a1">
-    <w:basedOn w:val="TableNormal4"/>
-    <w:pPr>
-      <w:spacing w:line="240" w:lineRule="auto"/>
-    </w:pPr>
-    <w:tblPr>
-      <w:tblStyleRowBandSize w:val="1"/>
-      <w:tblStyleColBandSize w:val="1"/>
-      <w:tblCellMar>
-        <w:left w:w="108" w:type="dxa"/>
-        <w:right w:w="108" w:type="dxa"/>
-      </w:tblCellMar>
-    </w:tblPr>
-  </w:style>
-  <w:style w:type="table" w:customStyle="1" w:styleId="a2">
-    <w:basedOn w:val="TableNormal4"/>
-    <w:pPr>
-      <w:spacing w:line="240" w:lineRule="auto"/>
-    </w:pPr>
-    <w:tblPr>
-      <w:tblStyleRowBandSize w:val="1"/>
-      <w:tblStyleColBandSize w:val="1"/>
-      <w:tblCellMar>
-        <w:left w:w="108" w:type="dxa"/>
-        <w:right w:w="108" w:type="dxa"/>
-      </w:tblCellMar>
-    </w:tblPr>
-  </w:style>
-  <w:style w:type="table" w:customStyle="1" w:styleId="a3">
-    <w:basedOn w:val="TableNormal4"/>
-    <w:pPr>
-      <w:spacing w:line="240" w:lineRule="auto"/>
-    </w:pPr>
-    <w:tblPr>
-      <w:tblStyleRowBandSize w:val="1"/>
-      <w:tblStyleColBandSize w:val="1"/>
-      <w:tblCellMar>
-        <w:left w:w="108" w:type="dxa"/>
-        <w:right w:w="108" w:type="dxa"/>
-      </w:tblCellMar>
-    </w:tblPr>
-  </w:style>
-  <w:style w:type="table" w:customStyle="1" w:styleId="a4">
-    <w:basedOn w:val="TableNormal4"/>
-    <w:pPr>
-      <w:spacing w:line="240" w:lineRule="auto"/>
-    </w:pPr>
-    <w:tblPr>
-      <w:tblStyleRowBandSize w:val="1"/>
-      <w:tblStyleColBandSize w:val="1"/>
-      <w:tblCellMar>
-        <w:left w:w="108" w:type="dxa"/>
-        <w:right w:w="108" w:type="dxa"/>
-      </w:tblCellMar>
-    </w:tblPr>
-  </w:style>
-  <w:style w:type="table" w:customStyle="1" w:styleId="a5">
-    <w:basedOn w:val="TableNormal4"/>
-    <w:pPr>
-      <w:spacing w:line="240" w:lineRule="auto"/>
-    </w:pPr>
-    <w:tblPr>
-      <w:tblStyleRowBandSize w:val="1"/>
-      <w:tblStyleColBandSize w:val="1"/>
-      <w:tblCellMar>
-        <w:left w:w="108" w:type="dxa"/>
-        <w:right w:w="108" w:type="dxa"/>
-      </w:tblCellMar>
-    </w:tblPr>
-  </w:style>
-  <w:style w:type="table" w:customStyle="1" w:styleId="a6">
-    <w:basedOn w:val="TableNormal4"/>
-    <w:pPr>
-      <w:spacing w:line="240" w:lineRule="auto"/>
-    </w:pPr>
-    <w:tblPr>
-      <w:tblStyleRowBandSize w:val="1"/>
-      <w:tblStyleColBandSize w:val="1"/>
-      <w:tblCellMar>
-        <w:left w:w="108" w:type="dxa"/>
-        <w:right w:w="108" w:type="dxa"/>
-      </w:tblCellMar>
-    </w:tblPr>
-  </w:style>
-  <w:style w:type="table" w:customStyle="1" w:styleId="a7">
-    <w:basedOn w:val="TableNormal4"/>
-    <w:pPr>
-      <w:spacing w:line="240" w:lineRule="auto"/>
-    </w:pPr>
-    <w:tblPr>
-      <w:tblStyleRowBandSize w:val="1"/>
-      <w:tblStyleColBandSize w:val="1"/>
-      <w:tblCellMar>
-        <w:left w:w="108" w:type="dxa"/>
-        <w:right w:w="108" w:type="dxa"/>
-      </w:tblCellMar>
-    </w:tblPr>
-  </w:style>
-  <w:style w:type="table" w:customStyle="1" w:styleId="a8">
-    <w:basedOn w:val="TableNormal4"/>
-    <w:pPr>
-      <w:spacing w:line="240" w:lineRule="auto"/>
-    </w:pPr>
-    <w:tblPr>
-      <w:tblStyleRowBandSize w:val="1"/>
-      <w:tblStyleColBandSize w:val="1"/>
-      <w:tblCellMar>
-        <w:left w:w="108" w:type="dxa"/>
-        <w:right w:w="108" w:type="dxa"/>
-      </w:tblCellMar>
-    </w:tblPr>
-  </w:style>
-  <w:style w:type="table" w:customStyle="1" w:styleId="a9">
-    <w:basedOn w:val="TableNormal4"/>
-    <w:pPr>
-      <w:spacing w:line="240" w:lineRule="auto"/>
-    </w:pPr>
-    <w:tblPr>
-      <w:tblStyleRowBandSize w:val="1"/>
-      <w:tblStyleColBandSize w:val="1"/>
-      <w:tblCellMar>
-        <w:left w:w="108" w:type="dxa"/>
-        <w:right w:w="108" w:type="dxa"/>
-      </w:tblCellMar>
-    </w:tblPr>
-  </w:style>
-  <w:style w:type="table" w:customStyle="1" w:styleId="aa">
-    <w:basedOn w:val="TableNormal4"/>
-    <w:pPr>
-      <w:spacing w:line="240" w:lineRule="auto"/>
-    </w:pPr>
-    <w:tblPr>
-      <w:tblStyleRowBandSize w:val="1"/>
-      <w:tblStyleColBandSize w:val="1"/>
-      <w:tblCellMar>
-        <w:left w:w="108" w:type="dxa"/>
-        <w:right w:w="108" w:type="dxa"/>
-      </w:tblCellMar>
-    </w:tblPr>
-  </w:style>
-  <w:style w:type="table" w:customStyle="1" w:styleId="ab">
-    <w:basedOn w:val="TableNormal4"/>
-    <w:pPr>
-      <w:spacing w:line="240" w:lineRule="auto"/>
-    </w:pPr>
-    <w:tblPr>
-      <w:tblStyleRowBandSize w:val="1"/>
-      <w:tblStyleColBandSize w:val="1"/>
-      <w:tblCellMar>
-        <w:left w:w="108" w:type="dxa"/>
-        <w:right w:w="108" w:type="dxa"/>
-      </w:tblCellMar>
-    </w:tblPr>
-  </w:style>
-  <w:style w:type="table" w:customStyle="1" w:styleId="ac">
-    <w:basedOn w:val="TableNormal1"/>
-    <w:pPr>
-      <w:spacing w:line="240" w:lineRule="auto"/>
-    </w:pPr>
-    <w:tblPr>
-      <w:tblStyleRowBandSize w:val="1"/>
-      <w:tblStyleColBandSize w:val="1"/>
-      <w:tblCellMar>
-        <w:top w:w="100" w:type="dxa"/>
-        <w:left w:w="108" w:type="dxa"/>
-        <w:bottom w:w="100" w:type="dxa"/>
-        <w:right w:w="108" w:type="dxa"/>
-      </w:tblCellMar>
-    </w:tblPr>
-  </w:style>
-  <w:style w:type="table" w:customStyle="1" w:styleId="ad">
-    <w:basedOn w:val="TableNormal1"/>
-    <w:pPr>
-      <w:spacing w:line="240" w:lineRule="auto"/>
-    </w:pPr>
-    <w:tblPr>
-      <w:tblStyleRowBandSize w:val="1"/>
-      <w:tblStyleColBandSize w:val="1"/>
-      <w:tblCellMar>
-        <w:top w:w="100" w:type="dxa"/>
-        <w:left w:w="108" w:type="dxa"/>
-        <w:bottom w:w="100" w:type="dxa"/>
-        <w:right w:w="108" w:type="dxa"/>
-      </w:tblCellMar>
-    </w:tblPr>
-  </w:style>
-  <w:style w:type="table" w:customStyle="1" w:styleId="ae">
-    <w:basedOn w:val="TableNormal1"/>
-    <w:pPr>
-      <w:spacing w:line="240" w:lineRule="auto"/>
-    </w:pPr>
-    <w:tblPr>
-      <w:tblStyleRowBandSize w:val="1"/>
-      <w:tblStyleColBandSize w:val="1"/>
-      <w:tblCellMar>
-        <w:top w:w="100" w:type="dxa"/>
-        <w:left w:w="108" w:type="dxa"/>
-        <w:bottom w:w="100" w:type="dxa"/>
-        <w:right w:w="108" w:type="dxa"/>
-      </w:tblCellMar>
-    </w:tblPr>
-  </w:style>
-  <w:style w:type="table" w:customStyle="1" w:styleId="af">
-    <w:basedOn w:val="TableNormal1"/>
-    <w:pPr>
-      <w:spacing w:line="240" w:lineRule="auto"/>
-    </w:pPr>
-    <w:tblPr>
-      <w:tblStyleRowBandSize w:val="1"/>
-      <w:tblStyleColBandSize w:val="1"/>
-      <w:tblCellMar>
-        <w:top w:w="100" w:type="dxa"/>
-        <w:left w:w="108" w:type="dxa"/>
-        <w:bottom w:w="100" w:type="dxa"/>
-        <w:right w:w="108" w:type="dxa"/>
-      </w:tblCellMar>
-    </w:tblPr>
-  </w:style>
   <w:style w:type="character" w:styleId="Strong">
     <w:name w:val="Strong"/>
     <w:basedOn w:val="DefaultParagraphFont"/>
@@ -10681,19 +10636,6 @@
       <w:b/>
       <w:bCs/>
     </w:rPr>
-  </w:style>
-  <w:style w:type="table" w:customStyle="1" w:styleId="af0">
-    <w:basedOn w:val="TableNormal"/>
-    <w:tblPr>
-      <w:tblStyleRowBandSize w:val="1"/>
-      <w:tblStyleColBandSize w:val="1"/>
-      <w:tblCellMar>
-        <w:top w:w="15" w:type="dxa"/>
-        <w:left w:w="15" w:type="dxa"/>
-        <w:bottom w:w="15" w:type="dxa"/>
-        <w:right w:w="15" w:type="dxa"/>
-      </w:tblCellMar>
-    </w:tblPr>
   </w:style>
   <w:style w:type="character" w:styleId="Hyperlink">
     <w:name w:val="Hyperlink"/>
